--- a/reports/thesis/SI_01_chapter_2.docx
+++ b/reports/thesis/SI_01_chapter_2.docx
@@ -7,92 +7,10 @@
         <w:jc w:val="center"/>
       </w:pPr>
       <w:r>
-        <w:t>Appendix A</w:t>
-      </w:r>
-    </w:p>
-    <w:p>
-      <w:pPr>
-        <w:spacing w:line="480" w:lineRule="auto"/>
-        <w:jc w:val="center"/>
-      </w:pPr>
-      <w:r>
-        <w:rPr>
-          <w:noProof/>
-        </w:rPr>
-        <w:drawing>
-          <wp:inline distT="0" distB="0" distL="0" distR="0" wp14:anchorId="28322809" wp14:editId="3DF7002F">
-            <wp:extent cx="4813589" cy="6229350"/>
-            <wp:effectExtent l="0" t="0" r="6350" b="0"/>
-            <wp:docPr id="1622680023" name="Picture 2"/>
-            <wp:cNvGraphicFramePr>
-              <a:graphicFrameLocks xmlns:a="http://schemas.openxmlformats.org/drawingml/2006/main" noChangeAspect="1"/>
-            </wp:cNvGraphicFramePr>
-            <a:graphic xmlns:a="http://schemas.openxmlformats.org/drawingml/2006/main">
-              <a:graphicData uri="http://schemas.openxmlformats.org/drawingml/2006/picture">
-                <pic:pic xmlns:pic="http://schemas.openxmlformats.org/drawingml/2006/picture">
-                  <pic:nvPicPr>
-                    <pic:cNvPr id="0" name="Picture 2"/>
-                    <pic:cNvPicPr>
-                      <a:picLocks noChangeAspect="1" noChangeArrowheads="1"/>
-                    </pic:cNvPicPr>
-                  </pic:nvPicPr>
-                  <pic:blipFill>
-                    <a:blip r:embed="rId4" cstate="print">
-                      <a:extLst>
-                        <a:ext uri="{28A0092B-C50C-407E-A947-70E740481C1C}">
-                          <a14:useLocalDpi xmlns:a14="http://schemas.microsoft.com/office/drawing/2010/main" val="0"/>
-                        </a:ext>
-                      </a:extLst>
-                    </a:blip>
-                    <a:srcRect/>
-                    <a:stretch>
-                      <a:fillRect/>
-                    </a:stretch>
-                  </pic:blipFill>
-                  <pic:spPr bwMode="auto">
-                    <a:xfrm>
-                      <a:off x="0" y="0"/>
-                      <a:ext cx="4817190" cy="6234010"/>
-                    </a:xfrm>
-                    <a:prstGeom prst="rect">
-                      <a:avLst/>
-                    </a:prstGeom>
-                    <a:noFill/>
-                    <a:ln>
-                      <a:noFill/>
-                    </a:ln>
-                  </pic:spPr>
-                </pic:pic>
-              </a:graphicData>
-            </a:graphic>
-          </wp:inline>
-        </w:drawing>
-      </w:r>
-    </w:p>
-    <w:p>
-      <w:pPr>
-        <w:spacing w:line="480" w:lineRule="auto"/>
-      </w:pPr>
-      <w:r>
-        <w:t>Supplementa</w:t>
+        <w:t xml:space="preserve">Appendix </w:t>
       </w:r>
       <w:r>
-        <w:t>l</w:t>
-      </w:r>
-      <w:r>
-        <w:t xml:space="preserve"> Figure 1. Maps showing the MTFWP hunting region (A) and the bison hunting region (B) compared to a heatmap of the raven GPS points outside of the Yellowstone National Park during (A) November and (B) March, respectively. Warmer colors indicate higher point densities.</w:t>
-      </w:r>
-      <w:r>
-        <w:br w:type="page"/>
-      </w:r>
-    </w:p>
-    <w:p>
-      <w:pPr>
-        <w:jc w:val="center"/>
-      </w:pPr>
-      <w:r>
-        <w:lastRenderedPageBreak/>
-        <w:t>Appendix B</w:t>
+        <w:t>A</w:t>
       </w:r>
     </w:p>
     <w:p>
@@ -502,7 +420,10 @@
       </w:pPr>
       <w:r>
         <w:lastRenderedPageBreak/>
-        <w:t>Appendix C</w:t>
+        <w:t xml:space="preserve">Appendix </w:t>
+      </w:r>
+      <w:r>
+        <w:t>B</w:t>
       </w:r>
     </w:p>
     <w:p>
@@ -524,7 +445,13 @@
       </w:r>
       <w:proofErr w:type="spellEnd"/>
       <w:r>
-        <w:t xml:space="preserve"> = 2095).</w:t>
+        <w:t xml:space="preserve"> = 2</w:t>
+      </w:r>
+      <w:r>
+        <w:t>103</w:t>
+      </w:r>
+      <w:r>
+        <w:t>).</w:t>
       </w:r>
     </w:p>
     <w:tbl>
@@ -616,7 +543,7 @@
               <w:t>3.</w:t>
             </w:r>
             <w:r>
-              <w:t>463227</w:t>
+              <w:t>464512</w:t>
             </w:r>
           </w:p>
         </w:tc>
@@ -632,7 +559,7 @@
               <w:t>0.</w:t>
             </w:r>
             <w:r>
-              <w:t>48412</w:t>
+              <w:t>486385</w:t>
             </w:r>
           </w:p>
         </w:tc>
@@ -645,13 +572,13 @@
               <w:spacing w:line="480" w:lineRule="auto"/>
             </w:pPr>
             <w:r>
-              <w:t>8.45</w:t>
+              <w:t>1.06</w:t>
             </w:r>
             <w:r>
               <w:t>e-1</w:t>
             </w:r>
             <w:r>
-              <w:t>3</w:t>
+              <w:t>2</w:t>
             </w:r>
           </w:p>
         </w:tc>
@@ -682,7 +609,7 @@
               <w:t>-0.</w:t>
             </w:r>
             <w:r>
-              <w:t>779855</w:t>
+              <w:t>666247</w:t>
             </w:r>
           </w:p>
         </w:tc>
@@ -698,7 +625,7 @@
               <w:t>0.</w:t>
             </w:r>
             <w:r>
-              <w:t>354021</w:t>
+              <w:t>344568</w:t>
             </w:r>
           </w:p>
         </w:tc>
@@ -714,7 +641,7 @@
               <w:t>0.</w:t>
             </w:r>
             <w:r>
-              <w:t>0276</w:t>
+              <w:t>05137</w:t>
             </w:r>
           </w:p>
         </w:tc>
@@ -745,7 +672,7 @@
               <w:t>-0.</w:t>
             </w:r>
             <w:r>
-              <w:t>004894</w:t>
+              <w:t>006317</w:t>
             </w:r>
           </w:p>
         </w:tc>
@@ -761,7 +688,7 @@
               <w:t>0.</w:t>
             </w:r>
             <w:r>
-              <w:t>081979</w:t>
+              <w:t>081774</w:t>
             </w:r>
           </w:p>
         </w:tc>
@@ -777,7 +704,7 @@
               <w:t>0.</w:t>
             </w:r>
             <w:r>
-              <w:t>9524</w:t>
+              <w:t>93843</w:t>
             </w:r>
           </w:p>
         </w:tc>
@@ -808,7 +735,7 @@
               <w:t>-0.</w:t>
             </w:r>
             <w:r>
-              <w:t>128697</w:t>
+              <w:t>137657</w:t>
             </w:r>
           </w:p>
         </w:tc>
@@ -824,7 +751,7 @@
               <w:t>0.</w:t>
             </w:r>
             <w:r>
-              <w:t>218953</w:t>
+              <w:t>219403</w:t>
             </w:r>
           </w:p>
         </w:tc>
@@ -840,7 +767,7 @@
               <w:t>0.</w:t>
             </w:r>
             <w:r>
-              <w:t>5567</w:t>
+              <w:t>53039</w:t>
             </w:r>
           </w:p>
         </w:tc>
@@ -871,7 +798,7 @@
               <w:t>0.</w:t>
             </w:r>
             <w:r>
-              <w:t>146333</w:t>
+              <w:t>153736</w:t>
             </w:r>
           </w:p>
         </w:tc>
@@ -887,7 +814,7 @@
               <w:t>0.</w:t>
             </w:r>
             <w:r>
-              <w:t>450206</w:t>
+              <w:t>453091</w:t>
             </w:r>
           </w:p>
         </w:tc>
@@ -903,7 +830,7 @@
               <w:t>0.</w:t>
             </w:r>
             <w:r>
-              <w:t>7452</w:t>
+              <w:t>73438</w:t>
             </w:r>
           </w:p>
         </w:tc>
@@ -934,7 +861,7 @@
               <w:t>-0.</w:t>
             </w:r>
             <w:r>
-              <w:t>277551</w:t>
+              <w:t>276651</w:t>
             </w:r>
           </w:p>
         </w:tc>
@@ -950,7 +877,7 @@
               <w:t>0.</w:t>
             </w:r>
             <w:r>
-              <w:t>40771</w:t>
+              <w:t>411167</w:t>
             </w:r>
           </w:p>
         </w:tc>
@@ -966,7 +893,7 @@
               <w:t>0.</w:t>
             </w:r>
             <w:r>
-              <w:t>496</w:t>
+              <w:t>50105</w:t>
             </w:r>
           </w:p>
         </w:tc>
@@ -997,7 +924,7 @@
               <w:t>-0.</w:t>
             </w:r>
             <w:r>
-              <w:t>782575</w:t>
+              <w:t>772858</w:t>
             </w:r>
           </w:p>
         </w:tc>
@@ -1013,7 +940,7 @@
               <w:t>0.</w:t>
             </w:r>
             <w:r>
-              <w:t>290179</w:t>
+              <w:t>291237</w:t>
             </w:r>
           </w:p>
         </w:tc>
@@ -1031,6 +958,9 @@
             <w:r>
               <w:t>007</w:t>
             </w:r>
+            <w:r>
+              <w:t>96</w:t>
+            </w:r>
           </w:p>
         </w:tc>
       </w:tr>
@@ -1057,7 +987,10 @@
               <w:spacing w:line="480" w:lineRule="auto"/>
             </w:pPr>
             <w:r>
-              <w:t>0.687682</w:t>
+              <w:t>0.</w:t>
+            </w:r>
+            <w:r>
+              <w:t>692157</w:t>
             </w:r>
           </w:p>
         </w:tc>
@@ -1070,7 +1003,10 @@
               <w:spacing w:line="480" w:lineRule="auto"/>
             </w:pPr>
             <w:r>
-              <w:t>0.302247</w:t>
+              <w:t>0.</w:t>
+            </w:r>
+            <w:r>
+              <w:t>303785</w:t>
             </w:r>
           </w:p>
         </w:tc>
@@ -1083,7 +1019,10 @@
               <w:spacing w:line="480" w:lineRule="auto"/>
             </w:pPr>
             <w:r>
-              <w:t>0.0229</w:t>
+              <w:t>0.022</w:t>
+            </w:r>
+            <w:r>
+              <w:t>7</w:t>
             </w:r>
           </w:p>
         </w:tc>
@@ -1114,7 +1053,7 @@
               <w:t>-0.</w:t>
             </w:r>
             <w:r>
-              <w:t>065505</w:t>
+              <w:t>068685</w:t>
             </w:r>
           </w:p>
         </w:tc>
@@ -1130,7 +1069,7 @@
               <w:t>0.</w:t>
             </w:r>
             <w:r>
-              <w:t>089254</w:t>
+              <w:t>088795</w:t>
             </w:r>
           </w:p>
         </w:tc>
@@ -1146,7 +1085,10 @@
               <w:t>0.</w:t>
             </w:r>
             <w:r>
-              <w:t>463</w:t>
+              <w:t>4</w:t>
+            </w:r>
+            <w:r>
+              <w:t>3921</w:t>
             </w:r>
           </w:p>
         </w:tc>
@@ -1177,7 +1119,7 @@
               <w:t>0.</w:t>
             </w:r>
             <w:r>
-              <w:t>128014</w:t>
+              <w:t>135405</w:t>
             </w:r>
           </w:p>
         </w:tc>
@@ -1193,7 +1135,7 @@
               <w:t>0.</w:t>
             </w:r>
             <w:r>
-              <w:t>081463</w:t>
+              <w:t>367023</w:t>
             </w:r>
           </w:p>
         </w:tc>
@@ -1209,7 +1151,7 @@
               <w:t>0.</w:t>
             </w:r>
             <w:r>
-              <w:t>1161</w:t>
+              <w:t>09651</w:t>
             </w:r>
           </w:p>
         </w:tc>
@@ -1240,7 +1182,7 @@
               <w:t>-0.</w:t>
             </w:r>
             <w:r>
-              <w:t>162953</w:t>
+              <w:t>121639</w:t>
             </w:r>
           </w:p>
         </w:tc>
@@ -1256,7 +1198,7 @@
               <w:t>0.</w:t>
             </w:r>
             <w:r>
-              <w:t>377667</w:t>
+              <w:t>322264</w:t>
             </w:r>
           </w:p>
         </w:tc>
@@ -1272,7 +1214,7 @@
               <w:t>0.</w:t>
             </w:r>
             <w:r>
-              <w:t>6661</w:t>
+              <w:t>74033</w:t>
             </w:r>
           </w:p>
         </w:tc>
@@ -1309,7 +1251,7 @@
               <w:t>0.</w:t>
             </w:r>
             <w:r>
-              <w:t>55434</w:t>
+              <w:t>54939</w:t>
             </w:r>
           </w:p>
         </w:tc>
@@ -1341,7 +1283,10 @@
               <w:t>0.</w:t>
             </w:r>
             <w:r>
-              <w:t>0839</w:t>
+              <w:t>0</w:t>
+            </w:r>
+            <w:r>
+              <w:t>8824</w:t>
             </w:r>
           </w:p>
         </w:tc>
@@ -1381,7 +1326,13 @@
       </w:r>
       <w:proofErr w:type="spellEnd"/>
       <w:r>
-        <w:t xml:space="preserve"> = 2095).</w:t>
+        <w:t xml:space="preserve"> = 2</w:t>
+      </w:r>
+      <w:r>
+        <w:t>103</w:t>
+      </w:r>
+      <w:r>
+        <w:t>).</w:t>
       </w:r>
     </w:p>
     <w:tbl>
@@ -1470,7 +1421,10 @@
               <w:spacing w:line="480" w:lineRule="auto"/>
             </w:pPr>
             <w:r>
-              <w:t>3.11445</w:t>
+              <w:t>3.11</w:t>
+            </w:r>
+            <w:r>
+              <w:t>205</w:t>
             </w:r>
           </w:p>
         </w:tc>
@@ -1483,7 +1437,10 @@
               <w:spacing w:line="480" w:lineRule="auto"/>
             </w:pPr>
             <w:r>
-              <w:t>0.4442</w:t>
+              <w:t>0.44</w:t>
+            </w:r>
+            <w:r>
+              <w:t>613</w:t>
             </w:r>
           </w:p>
         </w:tc>
@@ -1496,7 +1453,10 @@
               <w:spacing w:line="480" w:lineRule="auto"/>
             </w:pPr>
             <w:r>
-              <w:t>2.36e-12</w:t>
+              <w:t>3.045</w:t>
+            </w:r>
+            <w:r>
+              <w:t>-12</w:t>
             </w:r>
           </w:p>
         </w:tc>
@@ -1524,7 +1484,10 @@
               <w:spacing w:line="480" w:lineRule="auto"/>
             </w:pPr>
             <w:r>
-              <w:t>-0.81462</w:t>
+              <w:t>-0.</w:t>
+            </w:r>
+            <w:r>
+              <w:t>67998</w:t>
             </w:r>
           </w:p>
         </w:tc>
@@ -1537,7 +1500,10 @@
               <w:spacing w:line="480" w:lineRule="auto"/>
             </w:pPr>
             <w:r>
-              <w:t>0.35293</w:t>
+              <w:t>0.3</w:t>
+            </w:r>
+            <w:r>
+              <w:t>4342</w:t>
             </w:r>
           </w:p>
         </w:tc>
@@ -1550,7 +1516,10 @@
               <w:spacing w:line="480" w:lineRule="auto"/>
             </w:pPr>
             <w:r>
-              <w:t>0.021</w:t>
+              <w:t>0.0</w:t>
+            </w:r>
+            <w:r>
+              <w:t>477</w:t>
             </w:r>
           </w:p>
         </w:tc>
@@ -1578,7 +1547,10 @@
               <w:spacing w:line="480" w:lineRule="auto"/>
             </w:pPr>
             <w:r>
-              <w:t>0.01868</w:t>
+              <w:t>0.01</w:t>
+            </w:r>
+            <w:r>
+              <w:t>844</w:t>
             </w:r>
           </w:p>
         </w:tc>
@@ -1591,7 +1563,10 @@
               <w:spacing w:line="480" w:lineRule="auto"/>
             </w:pPr>
             <w:r>
-              <w:t>0.08244</w:t>
+              <w:t>0.082</w:t>
+            </w:r>
+            <w:r>
+              <w:t>36</w:t>
             </w:r>
           </w:p>
         </w:tc>
@@ -1604,7 +1579,10 @@
               <w:spacing w:line="480" w:lineRule="auto"/>
             </w:pPr>
             <w:r>
-              <w:t>0.8208</w:t>
+              <w:t>0.82</w:t>
+            </w:r>
+            <w:r>
+              <w:t>28</w:t>
             </w:r>
           </w:p>
         </w:tc>
@@ -1632,7 +1610,10 @@
               <w:spacing w:line="480" w:lineRule="auto"/>
             </w:pPr>
             <w:r>
-              <w:t>-0.20295</w:t>
+              <w:t>-0.2</w:t>
+            </w:r>
+            <w:r>
+              <w:t>1065</w:t>
             </w:r>
           </w:p>
         </w:tc>
@@ -1658,7 +1639,10 @@
               <w:spacing w:line="480" w:lineRule="auto"/>
             </w:pPr>
             <w:r>
-              <w:t>0.3255</w:t>
+              <w:t>0.3</w:t>
+            </w:r>
+            <w:r>
+              <w:t>074</w:t>
             </w:r>
           </w:p>
         </w:tc>
@@ -1686,7 +1670,10 @@
               <w:spacing w:line="480" w:lineRule="auto"/>
             </w:pPr>
             <w:r>
-              <w:t>0.13564</w:t>
+              <w:t>0.</w:t>
+            </w:r>
+            <w:r>
+              <w:t>14301</w:t>
             </w:r>
           </w:p>
         </w:tc>
@@ -1699,7 +1686,10 @@
               <w:spacing w:line="480" w:lineRule="auto"/>
             </w:pPr>
             <w:r>
-              <w:t>0.45558</w:t>
+              <w:t>0.</w:t>
+            </w:r>
+            <w:r>
+              <w:t>45851</w:t>
             </w:r>
           </w:p>
         </w:tc>
@@ -1712,7 +1702,10 @@
               <w:spacing w:line="480" w:lineRule="auto"/>
             </w:pPr>
             <w:r>
-              <w:t>0.7659</w:t>
+              <w:t>0.7</w:t>
+            </w:r>
+            <w:r>
+              <w:t>551</w:t>
             </w:r>
           </w:p>
         </w:tc>
@@ -1740,7 +1733,10 @@
               <w:spacing w:line="480" w:lineRule="auto"/>
             </w:pPr>
             <w:r>
-              <w:t>-0.28869</w:t>
+              <w:t>-0.288</w:t>
+            </w:r>
+            <w:r>
+              <w:t>7</w:t>
             </w:r>
           </w:p>
         </w:tc>
@@ -1753,7 +1749,10 @@
               <w:spacing w:line="480" w:lineRule="auto"/>
             </w:pPr>
             <w:r>
-              <w:t>0.41214</w:t>
+              <w:t>0.</w:t>
+            </w:r>
+            <w:r>
+              <w:t>41562</w:t>
             </w:r>
           </w:p>
         </w:tc>
@@ -1766,7 +1765,10 @@
               <w:spacing w:line="480" w:lineRule="auto"/>
             </w:pPr>
             <w:r>
-              <w:t>0.4836</w:t>
+              <w:t>0.48</w:t>
+            </w:r>
+            <w:r>
+              <w:t>73</w:t>
             </w:r>
           </w:p>
         </w:tc>
@@ -1794,7 +1796,10 @@
               <w:spacing w:line="480" w:lineRule="auto"/>
             </w:pPr>
             <w:r>
-              <w:t>-0.32356</w:t>
+              <w:t>-0.3</w:t>
+            </w:r>
+            <w:r>
+              <w:t>0901</w:t>
             </w:r>
           </w:p>
         </w:tc>
@@ -1807,7 +1812,10 @@
               <w:spacing w:line="480" w:lineRule="auto"/>
             </w:pPr>
             <w:r>
-              <w:t>0.18066</w:t>
+              <w:t>0.</w:t>
+            </w:r>
+            <w:r>
+              <w:t>18098</w:t>
             </w:r>
           </w:p>
         </w:tc>
@@ -1820,7 +1828,10 @@
               <w:spacing w:line="480" w:lineRule="auto"/>
             </w:pPr>
             <w:r>
-              <w:t>0.0733</w:t>
+              <w:t>0.0</w:t>
+            </w:r>
+            <w:r>
+              <w:t>877</w:t>
             </w:r>
           </w:p>
         </w:tc>
@@ -1848,7 +1859,10 @@
               <w:spacing w:line="480" w:lineRule="auto"/>
             </w:pPr>
             <w:r>
-              <w:t>0.17505</w:t>
+              <w:t>0.1</w:t>
+            </w:r>
+            <w:r>
+              <w:t>848</w:t>
             </w:r>
           </w:p>
         </w:tc>
@@ -1861,7 +1875,10 @@
               <w:spacing w:line="480" w:lineRule="auto"/>
             </w:pPr>
             <w:r>
-              <w:t>0.07947</w:t>
+              <w:t>0.079</w:t>
+            </w:r>
+            <w:r>
+              <w:t>39</w:t>
             </w:r>
           </w:p>
         </w:tc>
@@ -1874,7 +1891,10 @@
               <w:spacing w:line="480" w:lineRule="auto"/>
             </w:pPr>
             <w:r>
-              <w:t>0.0276</w:t>
+              <w:t>0.0</w:t>
+            </w:r>
+            <w:r>
+              <w:t>199</w:t>
             </w:r>
           </w:p>
         </w:tc>
@@ -1902,7 +1922,7 @@
               <w:spacing w:line="480" w:lineRule="auto"/>
             </w:pPr>
             <w:r>
-              <w:t>-0.15014</w:t>
+              <w:t>-0.09694</w:t>
             </w:r>
           </w:p>
         </w:tc>
@@ -1915,7 +1935,10 @@
               <w:spacing w:line="480" w:lineRule="auto"/>
             </w:pPr>
             <w:r>
-              <w:t>0.36722</w:t>
+              <w:t>0.</w:t>
+            </w:r>
+            <w:r>
+              <w:t>35655</w:t>
             </w:r>
           </w:p>
         </w:tc>
@@ -1928,7 +1951,10 @@
               <w:spacing w:line="480" w:lineRule="auto"/>
             </w:pPr>
             <w:r>
-              <w:t>0.6827</w:t>
+              <w:t>0.</w:t>
+            </w:r>
+            <w:r>
+              <w:t>7857</w:t>
             </w:r>
           </w:p>
         </w:tc>
@@ -1968,7 +1994,13 @@
       </w:r>
       <w:proofErr w:type="spellEnd"/>
       <w:r>
-        <w:t xml:space="preserve"> = 1633).</w:t>
+        <w:t xml:space="preserve"> = 1</w:t>
+      </w:r>
+      <w:r>
+        <w:t>586</w:t>
+      </w:r>
+      <w:r>
+        <w:t>).</w:t>
       </w:r>
     </w:p>
     <w:tbl>
@@ -2060,7 +2092,7 @@
               <w:t>0.</w:t>
             </w:r>
             <w:r>
-              <w:t>57638</w:t>
+              <w:t>22332</w:t>
             </w:r>
           </w:p>
         </w:tc>
@@ -2076,7 +2108,7 @@
               <w:t>0.</w:t>
             </w:r>
             <w:r>
-              <w:t>41484</w:t>
+              <w:t>40333</w:t>
             </w:r>
           </w:p>
         </w:tc>
@@ -2089,10 +2121,10 @@
               <w:spacing w:line="480" w:lineRule="auto"/>
             </w:pPr>
             <w:r>
-              <w:t>0.16</w:t>
-            </w:r>
-            <w:r>
-              <w:t>438</w:t>
+              <w:t>0.</w:t>
+            </w:r>
+            <w:r>
+              <w:t>5798</w:t>
             </w:r>
           </w:p>
         </w:tc>
@@ -2123,7 +2155,7 @@
               <w:t>-2.</w:t>
             </w:r>
             <w:r>
-              <w:t>30747</w:t>
+              <w:t>21482</w:t>
             </w:r>
           </w:p>
         </w:tc>
@@ -2139,7 +2171,7 @@
               <w:t>0.</w:t>
             </w:r>
             <w:r>
-              <w:t>35798</w:t>
+              <w:t>36441</w:t>
             </w:r>
           </w:p>
         </w:tc>
@@ -2152,13 +2184,13 @@
               <w:spacing w:line="480" w:lineRule="auto"/>
             </w:pPr>
             <w:r>
-              <w:t>1.</w:t>
-            </w:r>
-            <w:r>
-              <w:t>15</w:t>
-            </w:r>
-            <w:r>
-              <w:t>e-10</w:t>
+              <w:t>1.22</w:t>
+            </w:r>
+            <w:r>
+              <w:t>e-</w:t>
+            </w:r>
+            <w:r>
+              <w:t>9</w:t>
             </w:r>
           </w:p>
         </w:tc>
@@ -2189,7 +2221,7 @@
               <w:t>-0.</w:t>
             </w:r>
             <w:r>
-              <w:t>0844</w:t>
+              <w:t>07974</w:t>
             </w:r>
           </w:p>
         </w:tc>
@@ -2202,10 +2234,10 @@
               <w:spacing w:line="480" w:lineRule="auto"/>
             </w:pPr>
             <w:r>
-              <w:t>0.0800</w:t>
-            </w:r>
-            <w:r>
-              <w:t>5</w:t>
+              <w:t>0.</w:t>
+            </w:r>
+            <w:r>
+              <w:t>07979</w:t>
             </w:r>
           </w:p>
         </w:tc>
@@ -2221,7 +2253,7 @@
               <w:t>0.</w:t>
             </w:r>
             <w:r>
-              <w:t>29173</w:t>
+              <w:t>31759</w:t>
             </w:r>
           </w:p>
         </w:tc>
@@ -2252,7 +2284,7 @@
               <w:t>0.</w:t>
             </w:r>
             <w:r>
-              <w:t>55949</w:t>
+              <w:t>82175</w:t>
             </w:r>
           </w:p>
         </w:tc>
@@ -2268,7 +2300,7 @@
               <w:t>0.</w:t>
             </w:r>
             <w:r>
-              <w:t>19234</w:t>
+              <w:t>18748</w:t>
             </w:r>
           </w:p>
         </w:tc>
@@ -2281,10 +2313,7 @@
               <w:spacing w:line="480" w:lineRule="auto"/>
             </w:pPr>
             <w:r>
-              <w:t>0.</w:t>
-            </w:r>
-            <w:r>
-              <w:t>00363</w:t>
+              <w:t>1.17e-5</w:t>
             </w:r>
           </w:p>
         </w:tc>
@@ -2315,7 +2344,7 @@
               <w:t>-1.</w:t>
             </w:r>
             <w:r>
-              <w:t>73387</w:t>
+              <w:t>63279</w:t>
             </w:r>
           </w:p>
         </w:tc>
@@ -2331,7 +2360,7 @@
               <w:t>0.</w:t>
             </w:r>
             <w:r>
-              <w:t>42206</w:t>
+              <w:t>41606</w:t>
             </w:r>
           </w:p>
         </w:tc>
@@ -2344,13 +2373,7 @@
               <w:spacing w:line="480" w:lineRule="auto"/>
             </w:pPr>
             <w:r>
-              <w:t>3.</w:t>
-            </w:r>
-            <w:r>
-              <w:t>99</w:t>
-            </w:r>
-            <w:r>
-              <w:t>-5</w:t>
+              <w:t>8.69e-5</w:t>
             </w:r>
           </w:p>
         </w:tc>
@@ -2381,7 +2404,7 @@
               <w:t>-0.</w:t>
             </w:r>
             <w:r>
-              <w:t>22203</w:t>
+              <w:t>17722</w:t>
             </w:r>
           </w:p>
         </w:tc>
@@ -2397,7 +2420,7 @@
               <w:t>0.</w:t>
             </w:r>
             <w:r>
-              <w:t>07784</w:t>
+              <w:t>07372</w:t>
             </w:r>
           </w:p>
         </w:tc>
@@ -2410,10 +2433,10 @@
               <w:spacing w:line="480" w:lineRule="auto"/>
             </w:pPr>
             <w:r>
-              <w:t>0.004</w:t>
-            </w:r>
-            <w:r>
-              <w:t>34</w:t>
+              <w:t>0.0</w:t>
+            </w:r>
+            <w:r>
+              <w:t>1622</w:t>
             </w:r>
           </w:p>
         </w:tc>
@@ -2444,7 +2467,7 @@
               <w:t>0.</w:t>
             </w:r>
             <w:r>
-              <w:t>21941</w:t>
+              <w:t>23656</w:t>
             </w:r>
           </w:p>
         </w:tc>
@@ -2460,7 +2483,7 @@
               <w:t>0.</w:t>
             </w:r>
             <w:r>
-              <w:t>09446</w:t>
+              <w:t>09097</w:t>
             </w:r>
           </w:p>
         </w:tc>
@@ -2473,10 +2496,10 @@
               <w:spacing w:line="480" w:lineRule="auto"/>
             </w:pPr>
             <w:r>
-              <w:t>0.02</w:t>
-            </w:r>
-            <w:r>
-              <w:t>019</w:t>
+              <w:t>0.0</w:t>
+            </w:r>
+            <w:r>
+              <w:t>0931</w:t>
             </w:r>
           </w:p>
         </w:tc>
@@ -2507,7 +2530,7 @@
               <w:t>0.</w:t>
             </w:r>
             <w:r>
-              <w:t>37545</w:t>
+              <w:t>23462</w:t>
             </w:r>
           </w:p>
         </w:tc>
@@ -2520,10 +2543,10 @@
               <w:spacing w:line="480" w:lineRule="auto"/>
             </w:pPr>
             <w:r>
-              <w:t>0.0811</w:t>
-            </w:r>
-            <w:r>
-              <w:t>8</w:t>
+              <w:t>0.</w:t>
+            </w:r>
+            <w:r>
+              <w:t>07786</w:t>
             </w:r>
           </w:p>
         </w:tc>
@@ -2536,13 +2559,7 @@
               <w:spacing w:line="480" w:lineRule="auto"/>
             </w:pPr>
             <w:r>
-              <w:t>3.</w:t>
-            </w:r>
-            <w:r>
-              <w:t>75</w:t>
-            </w:r>
-            <w:r>
-              <w:t>e-6</w:t>
+              <w:t>0.00258</w:t>
             </w:r>
           </w:p>
         </w:tc>
@@ -2573,7 +2590,7 @@
               <w:t>-0.</w:t>
             </w:r>
             <w:r>
-              <w:t>74834</w:t>
+              <w:t>87645</w:t>
             </w:r>
           </w:p>
         </w:tc>
@@ -2586,10 +2603,10 @@
               <w:spacing w:line="480" w:lineRule="auto"/>
             </w:pPr>
             <w:r>
-              <w:t>0.49</w:t>
-            </w:r>
-            <w:r>
-              <w:t>372</w:t>
+              <w:t>0.</w:t>
+            </w:r>
+            <w:r>
+              <w:t>51714</w:t>
             </w:r>
           </w:p>
         </w:tc>
@@ -2605,7 +2622,7 @@
               <w:t>0.</w:t>
             </w:r>
             <w:r>
-              <w:t>12959</w:t>
+              <w:t>09012</w:t>
             </w:r>
           </w:p>
         </w:tc>

--- a/reports/thesis/SI_01_chapter_2.docx
+++ b/reports/thesis/SI_01_chapter_2.docx
@@ -431,11 +431,7 @@
         <w:spacing w:line="480" w:lineRule="auto"/>
       </w:pPr>
       <w:r>
-        <w:t>Table 1. Model results from the binomial generalized linear mixed model looking at the impact of covariates on the probability of ravens leaving their territory daily (</w:t>
-      </w:r>
-      <w:proofErr w:type="spellStart"/>
-      <w:r>
-        <w:t>n</w:t>
+        <w:t>Table 1. Model results from the binomial generalized linear mixed model looking at the impact of covariates on the probability of ravens leaving their territory daily (n</w:t>
       </w:r>
       <w:r>
         <w:rPr>
@@ -443,7 +439,6 @@
         </w:rPr>
         <w:t>days</w:t>
       </w:r>
-      <w:proofErr w:type="spellEnd"/>
       <w:r>
         <w:t xml:space="preserve"> = 2</w:t>
       </w:r>
@@ -1312,11 +1307,28 @@
         <w:t>l</w:t>
       </w:r>
       <w:r>
-        <w:t xml:space="preserve"> Table 2. Model results from a binomial generalized linear mixed model looking at the impact of all covariates except for max temperature and snow depth on the probability of ravens leaving their territory daily (</w:t>
+        <w:t xml:space="preserve"> Table 2. Model results from a binomial generalized linear mixed model looking </w:t>
       </w:r>
-      <w:proofErr w:type="spellStart"/>
       <w:r>
-        <w:t>n</w:t>
+        <w:t xml:space="preserve">at how a more conservative estimate of a raven’s knowledge of wolf kill availability impacts </w:t>
+      </w:r>
+      <w:r>
+        <w:t>the probability of</w:t>
+      </w:r>
+      <w:r>
+        <w:t xml:space="preserve"> ravens </w:t>
+      </w:r>
+      <w:r>
+        <w:t xml:space="preserve">leaving </w:t>
+      </w:r>
+      <w:r>
+        <w:t>their</w:t>
+      </w:r>
+      <w:r>
+        <w:t xml:space="preserve"> territory daily</w:t>
+      </w:r>
+      <w:r>
+        <w:t xml:space="preserve"> (n</w:t>
       </w:r>
       <w:r>
         <w:rPr>
@@ -1324,7 +1336,6 @@
         </w:rPr>
         <w:t>days</w:t>
       </w:r>
-      <w:proofErr w:type="spellEnd"/>
       <w:r>
         <w:t xml:space="preserve"> = 2</w:t>
       </w:r>
@@ -1421,10 +1432,10 @@
               <w:spacing w:line="480" w:lineRule="auto"/>
             </w:pPr>
             <w:r>
-              <w:t>3.11</w:t>
-            </w:r>
-            <w:r>
-              <w:t>205</w:t>
+              <w:t>3.</w:t>
+            </w:r>
+            <w:r>
+              <w:t>4663164</w:t>
             </w:r>
           </w:p>
         </w:tc>
@@ -1437,10 +1448,10 @@
               <w:spacing w:line="480" w:lineRule="auto"/>
             </w:pPr>
             <w:r>
-              <w:t>0.44</w:t>
-            </w:r>
-            <w:r>
-              <w:t>613</w:t>
+              <w:t>0.</w:t>
+            </w:r>
+            <w:r>
+              <w:t>4867056</w:t>
             </w:r>
           </w:p>
         </w:tc>
@@ -1453,10 +1464,13 @@
               <w:spacing w:line="480" w:lineRule="auto"/>
             </w:pPr>
             <w:r>
-              <w:t>3.045</w:t>
-            </w:r>
-            <w:r>
-              <w:t>-12</w:t>
+              <w:t>1.06</w:t>
+            </w:r>
+            <w:r>
+              <w:t>e-1</w:t>
+            </w:r>
+            <w:r>
+              <w:t>2</w:t>
             </w:r>
           </w:p>
         </w:tc>
@@ -1471,7 +1485,13 @@
               <w:spacing w:line="480" w:lineRule="auto"/>
             </w:pPr>
             <w:r>
-              <w:t>Wolf kill (TRUE)</w:t>
+              <w:t>Wolf kill</w:t>
+            </w:r>
+            <w:r>
+              <w:t xml:space="preserve"> visit</w:t>
+            </w:r>
+            <w:r>
+              <w:t xml:space="preserve"> (TRUE)</w:t>
             </w:r>
           </w:p>
         </w:tc>
@@ -1484,10 +1504,73 @@
               <w:spacing w:line="480" w:lineRule="auto"/>
             </w:pPr>
             <w:r>
+              <w:t>-</w:t>
+            </w:r>
+            <w:r>
+              <w:t>1.7007274</w:t>
+            </w:r>
+          </w:p>
+        </w:tc>
+        <w:tc>
+          <w:tcPr>
+            <w:tcW w:w="2338" w:type="dxa"/>
+          </w:tcPr>
+          <w:p>
+            <w:pPr>
+              <w:spacing w:line="480" w:lineRule="auto"/>
+            </w:pPr>
+            <w:r>
+              <w:t>0.</w:t>
+            </w:r>
+            <w:r>
+              <w:t>7628913</w:t>
+            </w:r>
+          </w:p>
+        </w:tc>
+        <w:tc>
+          <w:tcPr>
+            <w:tcW w:w="1803" w:type="dxa"/>
+          </w:tcPr>
+          <w:p>
+            <w:pPr>
+              <w:spacing w:line="480" w:lineRule="auto"/>
+            </w:pPr>
+            <w:r>
+              <w:t>0.</w:t>
+            </w:r>
+            <w:r>
+              <w:t>02579</w:t>
+            </w:r>
+          </w:p>
+        </w:tc>
+      </w:tr>
+      <w:tr>
+        <w:tc>
+          <w:tcPr>
+            <w:tcW w:w="2695" w:type="dxa"/>
+          </w:tcPr>
+          <w:p>
+            <w:pPr>
+              <w:spacing w:line="480" w:lineRule="auto"/>
+            </w:pPr>
+            <w:r>
+              <w:t>Hunting biomass</w:t>
+            </w:r>
+          </w:p>
+        </w:tc>
+        <w:tc>
+          <w:tcPr>
+            <w:tcW w:w="1979" w:type="dxa"/>
+          </w:tcPr>
+          <w:p>
+            <w:pPr>
+              <w:spacing w:line="480" w:lineRule="auto"/>
+            </w:pPr>
+            <w:r>
               <w:t>-0.</w:t>
             </w:r>
             <w:r>
-              <w:t>67998</w:t>
+              <w:t>0003052</w:t>
             </w:r>
           </w:p>
         </w:tc>
@@ -1500,10 +1583,10 @@
               <w:spacing w:line="480" w:lineRule="auto"/>
             </w:pPr>
             <w:r>
-              <w:t>0.3</w:t>
-            </w:r>
-            <w:r>
-              <w:t>4342</w:t>
+              <w:t>0.</w:t>
+            </w:r>
+            <w:r>
+              <w:t>0818514</w:t>
             </w:r>
           </w:p>
         </w:tc>
@@ -1516,10 +1599,10 @@
               <w:spacing w:line="480" w:lineRule="auto"/>
             </w:pPr>
             <w:r>
-              <w:t>0.0</w:t>
-            </w:r>
-            <w:r>
-              <w:t>477</w:t>
+              <w:t>0.</w:t>
+            </w:r>
+            <w:r>
+              <w:t>99703</w:t>
             </w:r>
           </w:p>
         </w:tc>
@@ -1534,7 +1617,7 @@
               <w:spacing w:line="480" w:lineRule="auto"/>
             </w:pPr>
             <w:r>
-              <w:t>Hunting biomass</w:t>
+              <w:t>Hunting season (TRUE)</w:t>
             </w:r>
           </w:p>
         </w:tc>
@@ -1547,10 +1630,10 @@
               <w:spacing w:line="480" w:lineRule="auto"/>
             </w:pPr>
             <w:r>
-              <w:t>0.01</w:t>
-            </w:r>
-            <w:r>
-              <w:t>844</w:t>
+              <w:t>-0.</w:t>
+            </w:r>
+            <w:r>
+              <w:t>1326784</w:t>
             </w:r>
           </w:p>
         </w:tc>
@@ -1563,10 +1646,10 @@
               <w:spacing w:line="480" w:lineRule="auto"/>
             </w:pPr>
             <w:r>
-              <w:t>0.082</w:t>
-            </w:r>
-            <w:r>
-              <w:t>36</w:t>
+              <w:t>0.</w:t>
+            </w:r>
+            <w:r>
+              <w:t>2193954</w:t>
             </w:r>
           </w:p>
         </w:tc>
@@ -1579,10 +1662,10 @@
               <w:spacing w:line="480" w:lineRule="auto"/>
             </w:pPr>
             <w:r>
-              <w:t>0.82</w:t>
-            </w:r>
-            <w:r>
-              <w:t>28</w:t>
+              <w:t>0.</w:t>
+            </w:r>
+            <w:r>
+              <w:t>54535</w:t>
             </w:r>
           </w:p>
         </w:tc>
@@ -1597,7 +1680,7 @@
               <w:spacing w:line="480" w:lineRule="auto"/>
             </w:pPr>
             <w:r>
-              <w:t>Hunting season (TRUE)</w:t>
+              <w:t>Kill density</w:t>
             </w:r>
           </w:p>
         </w:tc>
@@ -1610,10 +1693,10 @@
               <w:spacing w:line="480" w:lineRule="auto"/>
             </w:pPr>
             <w:r>
-              <w:t>-0.2</w:t>
-            </w:r>
-            <w:r>
-              <w:t>1065</w:t>
+              <w:t>0.</w:t>
+            </w:r>
+            <w:r>
+              <w:t>1476903</w:t>
             </w:r>
           </w:p>
         </w:tc>
@@ -1626,7 +1709,10 @@
               <w:spacing w:line="480" w:lineRule="auto"/>
             </w:pPr>
             <w:r>
-              <w:t>0.2064</w:t>
+              <w:t>0.</w:t>
+            </w:r>
+            <w:r>
+              <w:t>4534306</w:t>
             </w:r>
           </w:p>
         </w:tc>
@@ -1639,10 +1725,10 @@
               <w:spacing w:line="480" w:lineRule="auto"/>
             </w:pPr>
             <w:r>
-              <w:t>0.3</w:t>
-            </w:r>
-            <w:r>
-              <w:t>074</w:t>
+              <w:t>0.</w:t>
+            </w:r>
+            <w:r>
+              <w:t>74464</w:t>
             </w:r>
           </w:p>
         </w:tc>
@@ -1657,7 +1743,7 @@
               <w:spacing w:line="480" w:lineRule="auto"/>
             </w:pPr>
             <w:r>
-              <w:t>Kill density</w:t>
+              <w:t>Distance</w:t>
             </w:r>
           </w:p>
         </w:tc>
@@ -1670,10 +1756,10 @@
               <w:spacing w:line="480" w:lineRule="auto"/>
             </w:pPr>
             <w:r>
-              <w:t>0.</w:t>
-            </w:r>
-            <w:r>
-              <w:t>14301</w:t>
+              <w:t>-0.</w:t>
+            </w:r>
+            <w:r>
+              <w:t>2716819</w:t>
             </w:r>
           </w:p>
         </w:tc>
@@ -1689,7 +1775,7 @@
               <w:t>0.</w:t>
             </w:r>
             <w:r>
-              <w:t>45851</w:t>
+              <w:t>4114789</w:t>
             </w:r>
           </w:p>
         </w:tc>
@@ -1702,10 +1788,10 @@
               <w:spacing w:line="480" w:lineRule="auto"/>
             </w:pPr>
             <w:r>
-              <w:t>0.7</w:t>
-            </w:r>
-            <w:r>
-              <w:t>551</w:t>
+              <w:t>0.</w:t>
+            </w:r>
+            <w:r>
+              <w:t>50909</w:t>
             </w:r>
           </w:p>
         </w:tc>
@@ -1720,7 +1806,7 @@
               <w:spacing w:line="480" w:lineRule="auto"/>
             </w:pPr>
             <w:r>
-              <w:t>Distance</w:t>
+              <w:t>Study period (Late)</w:t>
             </w:r>
           </w:p>
         </w:tc>
@@ -1733,10 +1819,10 @@
               <w:spacing w:line="480" w:lineRule="auto"/>
             </w:pPr>
             <w:r>
-              <w:t>-0.288</w:t>
-            </w:r>
-            <w:r>
-              <w:t>7</w:t>
+              <w:t>-0.</w:t>
+            </w:r>
+            <w:r>
+              <w:t>7935797</w:t>
             </w:r>
           </w:p>
         </w:tc>
@@ -1752,7 +1838,7 @@
               <w:t>0.</w:t>
             </w:r>
             <w:r>
-              <w:t>41562</w:t>
+              <w:t>2897351</w:t>
             </w:r>
           </w:p>
         </w:tc>
@@ -1765,10 +1851,10 @@
               <w:spacing w:line="480" w:lineRule="auto"/>
             </w:pPr>
             <w:r>
-              <w:t>0.48</w:t>
-            </w:r>
-            <w:r>
-              <w:t>73</w:t>
+              <w:t>0.</w:t>
+            </w:r>
+            <w:r>
+              <w:t>00616</w:t>
             </w:r>
           </w:p>
         </w:tc>
@@ -1783,7 +1869,7 @@
               <w:spacing w:line="480" w:lineRule="auto"/>
             </w:pPr>
             <w:r>
-              <w:t>Study period (Late)</w:t>
+              <w:t>Snow depth</w:t>
             </w:r>
           </w:p>
         </w:tc>
@@ -1796,10 +1882,10 @@
               <w:spacing w:line="480" w:lineRule="auto"/>
             </w:pPr>
             <w:r>
-              <w:t>-0.3</w:t>
-            </w:r>
-            <w:r>
-              <w:t>0901</w:t>
+              <w:t>0.</w:t>
+            </w:r>
+            <w:r>
+              <w:t>6869596</w:t>
             </w:r>
           </w:p>
         </w:tc>
@@ -1815,7 +1901,7 @@
               <w:t>0.</w:t>
             </w:r>
             <w:r>
-              <w:t>18098</w:t>
+              <w:t>3037364</w:t>
             </w:r>
           </w:p>
         </w:tc>
@@ -1828,10 +1914,10 @@
               <w:spacing w:line="480" w:lineRule="auto"/>
             </w:pPr>
             <w:r>
-              <w:t>0.0</w:t>
-            </w:r>
-            <w:r>
-              <w:t>877</w:t>
+              <w:t>0.</w:t>
+            </w:r>
+            <w:r>
+              <w:t>02372</w:t>
             </w:r>
           </w:p>
         </w:tc>
@@ -1846,6 +1932,69 @@
               <w:spacing w:line="480" w:lineRule="auto"/>
             </w:pPr>
             <w:r>
+              <w:t>Max temperature</w:t>
+            </w:r>
+          </w:p>
+        </w:tc>
+        <w:tc>
+          <w:tcPr>
+            <w:tcW w:w="1979" w:type="dxa"/>
+          </w:tcPr>
+          <w:p>
+            <w:pPr>
+              <w:spacing w:line="480" w:lineRule="auto"/>
+            </w:pPr>
+            <w:r>
+              <w:t>-0.</w:t>
+            </w:r>
+            <w:r>
+              <w:t>0660276</w:t>
+            </w:r>
+          </w:p>
+        </w:tc>
+        <w:tc>
+          <w:tcPr>
+            <w:tcW w:w="2338" w:type="dxa"/>
+          </w:tcPr>
+          <w:p>
+            <w:pPr>
+              <w:spacing w:line="480" w:lineRule="auto"/>
+            </w:pPr>
+            <w:r>
+              <w:t>0.</w:t>
+            </w:r>
+            <w:r>
+              <w:t>0891474</w:t>
+            </w:r>
+          </w:p>
+        </w:tc>
+        <w:tc>
+          <w:tcPr>
+            <w:tcW w:w="1803" w:type="dxa"/>
+          </w:tcPr>
+          <w:p>
+            <w:pPr>
+              <w:spacing w:line="480" w:lineRule="auto"/>
+            </w:pPr>
+            <w:r>
+              <w:t>0.</w:t>
+            </w:r>
+            <w:r>
+              <w:t>4589</w:t>
+            </w:r>
+          </w:p>
+        </w:tc>
+      </w:tr>
+      <w:tr>
+        <w:tc>
+          <w:tcPr>
+            <w:tcW w:w="2695" w:type="dxa"/>
+          </w:tcPr>
+          <w:p>
+            <w:pPr>
+              <w:spacing w:line="480" w:lineRule="auto"/>
+            </w:pPr>
+            <w:r>
               <w:t>Proportion traveling</w:t>
             </w:r>
           </w:p>
@@ -1859,10 +2008,10 @@
               <w:spacing w:line="480" w:lineRule="auto"/>
             </w:pPr>
             <w:r>
-              <w:t>0.1</w:t>
-            </w:r>
-            <w:r>
-              <w:t>848</w:t>
+              <w:t>0.</w:t>
+            </w:r>
+            <w:r>
+              <w:t>1348837</w:t>
             </w:r>
           </w:p>
         </w:tc>
@@ -1875,10 +2024,10 @@
               <w:spacing w:line="480" w:lineRule="auto"/>
             </w:pPr>
             <w:r>
-              <w:t>0.079</w:t>
-            </w:r>
-            <w:r>
-              <w:t>39</w:t>
+              <w:t>0.</w:t>
+            </w:r>
+            <w:r>
+              <w:t>0813814</w:t>
             </w:r>
           </w:p>
         </w:tc>
@@ -1891,10 +2040,10 @@
               <w:spacing w:line="480" w:lineRule="auto"/>
             </w:pPr>
             <w:r>
-              <w:t>0.0</w:t>
-            </w:r>
-            <w:r>
-              <w:t>199</w:t>
+              <w:t>0.</w:t>
+            </w:r>
+            <w:r>
+              <w:t>09743</w:t>
             </w:r>
           </w:p>
         </w:tc>
@@ -1922,7 +2071,10 @@
               <w:spacing w:line="480" w:lineRule="auto"/>
             </w:pPr>
             <w:r>
-              <w:t>-0.09694</w:t>
+              <w:t>-0.</w:t>
+            </w:r>
+            <w:r>
+              <w:t>2225853</w:t>
             </w:r>
           </w:p>
         </w:tc>
@@ -1938,7 +2090,7 @@
               <w:t>0.</w:t>
             </w:r>
             <w:r>
-              <w:t>35655</w:t>
+              <w:t>7130664</w:t>
             </w:r>
           </w:p>
         </w:tc>
@@ -1954,13 +2106,85 @@
               <w:t>0.</w:t>
             </w:r>
             <w:r>
-              <w:t>7857</w:t>
+              <w:t>75492</w:t>
+            </w:r>
+          </w:p>
+        </w:tc>
+      </w:tr>
+      <w:tr>
+        <w:tc>
+          <w:tcPr>
+            <w:tcW w:w="2695" w:type="dxa"/>
+          </w:tcPr>
+          <w:p>
+            <w:pPr>
+              <w:spacing w:line="480" w:lineRule="auto"/>
+            </w:pPr>
+            <w:r>
+              <w:t xml:space="preserve">Study period * </w:t>
+            </w:r>
+            <w:r>
+              <w:t>Snow depth</w:t>
+            </w:r>
+          </w:p>
+        </w:tc>
+        <w:tc>
+          <w:tcPr>
+            <w:tcW w:w="1979" w:type="dxa"/>
+          </w:tcPr>
+          <w:p>
+            <w:pPr>
+              <w:spacing w:line="480" w:lineRule="auto"/>
+            </w:pPr>
+            <w:r>
+              <w:t>-</w:t>
+            </w:r>
+            <w:r>
+              <w:t>0.</w:t>
+            </w:r>
+            <w:r>
+              <w:t>5372139</w:t>
+            </w:r>
+          </w:p>
+        </w:tc>
+        <w:tc>
+          <w:tcPr>
+            <w:tcW w:w="2338" w:type="dxa"/>
+          </w:tcPr>
+          <w:p>
+            <w:pPr>
+              <w:spacing w:line="480" w:lineRule="auto"/>
+            </w:pPr>
+            <w:r>
+              <w:t>0.</w:t>
+            </w:r>
+            <w:r>
+              <w:t>3226631</w:t>
+            </w:r>
+          </w:p>
+        </w:tc>
+        <w:tc>
+          <w:tcPr>
+            <w:tcW w:w="1803" w:type="dxa"/>
+          </w:tcPr>
+          <w:p>
+            <w:pPr>
+              <w:spacing w:line="480" w:lineRule="auto"/>
+            </w:pPr>
+            <w:r>
+              <w:t>0.</w:t>
+            </w:r>
+            <w:r>
+              <w:t>09593</w:t>
             </w:r>
           </w:p>
         </w:tc>
       </w:tr>
     </w:tbl>
     <w:p>
+      <w:pPr>
+        <w:spacing w:line="480" w:lineRule="auto"/>
+      </w:pPr>
       <w:r>
         <w:br w:type="page"/>
       </w:r>
@@ -1968,10 +2192,14 @@
     <w:p>
       <w:pPr>
         <w:spacing w:line="480" w:lineRule="auto"/>
+      </w:pPr>
+    </w:p>
+    <w:p>
+      <w:pPr>
+        <w:spacing w:line="480" w:lineRule="auto"/>
         <w:jc w:val="center"/>
       </w:pPr>
       <w:r>
-        <w:lastRenderedPageBreak/>
         <w:t>Appendix D</w:t>
       </w:r>
     </w:p>
@@ -1980,11 +2208,7 @@
         <w:spacing w:line="480" w:lineRule="auto"/>
       </w:pPr>
       <w:r>
-        <w:t>Table 2. Model results from the binomial generalized linear mixed model looking at the impact of covariates on the probability of ravens visiting the hunting areas surrounding Gardiner, MT when they choose to leave their territory daily (</w:t>
-      </w:r>
-      <w:proofErr w:type="spellStart"/>
-      <w:r>
-        <w:t>n</w:t>
+        <w:t>Table 2. Model results from the binomial generalized linear mixed model looking at the impact of covariates on the probability of ravens visiting the hunting areas surrounding Gardiner, MT when they choose to leave their territory daily (n</w:t>
       </w:r>
       <w:r>
         <w:rPr>
@@ -1992,7 +2216,6 @@
         </w:rPr>
         <w:t>days</w:t>
       </w:r>
-      <w:proofErr w:type="spellEnd"/>
       <w:r>
         <w:t xml:space="preserve"> = 1</w:t>
       </w:r>

--- a/reports/thesis/SI_01_chapter_2.docx
+++ b/reports/thesis/SI_01_chapter_2.docx
@@ -538,7 +538,7 @@
               <w:t>3.</w:t>
             </w:r>
             <w:r>
-              <w:t>464512</w:t>
+              <w:t>20041</w:t>
             </w:r>
           </w:p>
         </w:tc>
@@ -554,7 +554,7 @@
               <w:t>0.</w:t>
             </w:r>
             <w:r>
-              <w:t>486385</w:t>
+              <w:t>45126</w:t>
             </w:r>
           </w:p>
         </w:tc>
@@ -567,7 +567,10 @@
               <w:spacing w:line="480" w:lineRule="auto"/>
             </w:pPr>
             <w:r>
-              <w:t>1.06</w:t>
+              <w:t>1.</w:t>
+            </w:r>
+            <w:r>
+              <w:t>32</w:t>
             </w:r>
             <w:r>
               <w:t>e-1</w:t>
@@ -604,7 +607,7 @@
               <w:t>-0.</w:t>
             </w:r>
             <w:r>
-              <w:t>666247</w:t>
+              <w:t>6961</w:t>
             </w:r>
           </w:p>
         </w:tc>
@@ -620,7 +623,7 @@
               <w:t>0.</w:t>
             </w:r>
             <w:r>
-              <w:t>344568</w:t>
+              <w:t>34504</w:t>
             </w:r>
           </w:p>
         </w:tc>
@@ -636,7 +639,7 @@
               <w:t>0.</w:t>
             </w:r>
             <w:r>
-              <w:t>05137</w:t>
+              <w:t>0436</w:t>
             </w:r>
           </w:p>
         </w:tc>
@@ -667,7 +670,7 @@
               <w:t>-0.</w:t>
             </w:r>
             <w:r>
-              <w:t>006317</w:t>
+              <w:t>01509</w:t>
             </w:r>
           </w:p>
         </w:tc>
@@ -683,7 +686,7 @@
               <w:t>0.</w:t>
             </w:r>
             <w:r>
-              <w:t>081774</w:t>
+              <w:t>08052</w:t>
             </w:r>
           </w:p>
         </w:tc>
@@ -699,7 +702,7 @@
               <w:t>0.</w:t>
             </w:r>
             <w:r>
-              <w:t>93843</w:t>
+              <w:t>8513</w:t>
             </w:r>
           </w:p>
         </w:tc>
@@ -730,7 +733,7 @@
               <w:t>-0.</w:t>
             </w:r>
             <w:r>
-              <w:t>137657</w:t>
+              <w:t>22172</w:t>
             </w:r>
           </w:p>
         </w:tc>
@@ -746,7 +749,7 @@
               <w:t>0.</w:t>
             </w:r>
             <w:r>
-              <w:t>219403</w:t>
+              <w:t>21291</w:t>
             </w:r>
           </w:p>
         </w:tc>
@@ -762,7 +765,7 @@
               <w:t>0.</w:t>
             </w:r>
             <w:r>
-              <w:t>53039</w:t>
+              <w:t>2977</w:t>
             </w:r>
           </w:p>
         </w:tc>
@@ -793,7 +796,7 @@
               <w:t>0.</w:t>
             </w:r>
             <w:r>
-              <w:t>153736</w:t>
+              <w:t>1533</w:t>
             </w:r>
           </w:p>
         </w:tc>
@@ -809,7 +812,7 @@
               <w:t>0.</w:t>
             </w:r>
             <w:r>
-              <w:t>453091</w:t>
+              <w:t>45031</w:t>
             </w:r>
           </w:p>
         </w:tc>
@@ -825,7 +828,7 @@
               <w:t>0.</w:t>
             </w:r>
             <w:r>
-              <w:t>73438</w:t>
+              <w:t>7335</w:t>
             </w:r>
           </w:p>
         </w:tc>
@@ -856,7 +859,7 @@
               <w:t>-0.</w:t>
             </w:r>
             <w:r>
-              <w:t>276651</w:t>
+              <w:t>26811</w:t>
             </w:r>
           </w:p>
         </w:tc>
@@ -872,7 +875,7 @@
               <w:t>0.</w:t>
             </w:r>
             <w:r>
-              <w:t>411167</w:t>
+              <w:t>40879</w:t>
             </w:r>
           </w:p>
         </w:tc>
@@ -888,7 +891,7 @@
               <w:t>0.</w:t>
             </w:r>
             <w:r>
-              <w:t>50105</w:t>
+              <w:t>5119</w:t>
             </w:r>
           </w:p>
         </w:tc>
@@ -919,7 +922,7 @@
               <w:t>-0.</w:t>
             </w:r>
             <w:r>
-              <w:t>772858</w:t>
+              <w:t>45791</w:t>
             </w:r>
           </w:p>
         </w:tc>
@@ -935,7 +938,7 @@
               <w:t>0.</w:t>
             </w:r>
             <w:r>
-              <w:t>291237</w:t>
+              <w:t>21111</w:t>
             </w:r>
           </w:p>
         </w:tc>
@@ -951,10 +954,10 @@
               <w:t>0.</w:t>
             </w:r>
             <w:r>
-              <w:t>007</w:t>
-            </w:r>
-            <w:r>
-              <w:t>96</w:t>
+              <w:t>0</w:t>
+            </w:r>
+            <w:r>
+              <w:t>301</w:t>
             </w:r>
           </w:p>
         </w:tc>
@@ -985,7 +988,7 @@
               <w:t>0.</w:t>
             </w:r>
             <w:r>
-              <w:t>692157</w:t>
+              <w:t>21389</w:t>
             </w:r>
           </w:p>
         </w:tc>
@@ -1001,7 +1004,7 @@
               <w:t>0.</w:t>
             </w:r>
             <w:r>
-              <w:t>303785</w:t>
+              <w:t>10407</w:t>
             </w:r>
           </w:p>
         </w:tc>
@@ -1014,10 +1017,10 @@
               <w:spacing w:line="480" w:lineRule="auto"/>
             </w:pPr>
             <w:r>
-              <w:t>0.022</w:t>
-            </w:r>
-            <w:r>
-              <w:t>7</w:t>
+              <w:t>0.0</w:t>
+            </w:r>
+            <w:r>
+              <w:t>399</w:t>
             </w:r>
           </w:p>
         </w:tc>
@@ -1048,7 +1051,7 @@
               <w:t>-0.</w:t>
             </w:r>
             <w:r>
-              <w:t>068685</w:t>
+              <w:t>08523</w:t>
             </w:r>
           </w:p>
         </w:tc>
@@ -1064,7 +1067,7 @@
               <w:t>0.</w:t>
             </w:r>
             <w:r>
-              <w:t>088795</w:t>
+              <w:t>08813</w:t>
             </w:r>
           </w:p>
         </w:tc>
@@ -1080,10 +1083,7 @@
               <w:t>0.</w:t>
             </w:r>
             <w:r>
-              <w:t>4</w:t>
-            </w:r>
-            <w:r>
-              <w:t>3921</w:t>
+              <w:t>3335</w:t>
             </w:r>
           </w:p>
         </w:tc>
@@ -1114,7 +1114,7 @@
               <w:t>0.</w:t>
             </w:r>
             <w:r>
-              <w:t>135405</w:t>
+              <w:t>13422</w:t>
             </w:r>
           </w:p>
         </w:tc>
@@ -1130,7 +1130,7 @@
               <w:t>0.</w:t>
             </w:r>
             <w:r>
-              <w:t>367023</w:t>
+              <w:t>08181</w:t>
             </w:r>
           </w:p>
         </w:tc>
@@ -1146,7 +1146,7 @@
               <w:t>0.</w:t>
             </w:r>
             <w:r>
-              <w:t>09651</w:t>
+              <w:t>1009</w:t>
             </w:r>
           </w:p>
         </w:tc>
@@ -1177,7 +1177,7 @@
               <w:t>-0.</w:t>
             </w:r>
             <w:r>
-              <w:t>121639</w:t>
+              <w:t>13122</w:t>
             </w:r>
           </w:p>
         </w:tc>
@@ -1193,7 +1193,7 @@
               <w:t>0.</w:t>
             </w:r>
             <w:r>
-              <w:t>322264</w:t>
+              <w:t>37016</w:t>
             </w:r>
           </w:p>
         </w:tc>
@@ -1209,79 +1209,7 @@
               <w:t>0.</w:t>
             </w:r>
             <w:r>
-              <w:t>74033</w:t>
-            </w:r>
-          </w:p>
-        </w:tc>
-      </w:tr>
-      <w:tr>
-        <w:tc>
-          <w:tcPr>
-            <w:tcW w:w="2695" w:type="dxa"/>
-          </w:tcPr>
-          <w:p>
-            <w:pPr>
-              <w:spacing w:line="480" w:lineRule="auto"/>
-            </w:pPr>
-            <w:r>
-              <w:t xml:space="preserve">Study period * </w:t>
-            </w:r>
-            <w:r>
-              <w:t>Snow depth</w:t>
-            </w:r>
-          </w:p>
-        </w:tc>
-        <w:tc>
-          <w:tcPr>
-            <w:tcW w:w="1979" w:type="dxa"/>
-          </w:tcPr>
-          <w:p>
-            <w:pPr>
-              <w:spacing w:line="480" w:lineRule="auto"/>
-            </w:pPr>
-            <w:r>
-              <w:t>-</w:t>
-            </w:r>
-            <w:r>
-              <w:t>0.</w:t>
-            </w:r>
-            <w:r>
-              <w:t>54939</w:t>
-            </w:r>
-          </w:p>
-        </w:tc>
-        <w:tc>
-          <w:tcPr>
-            <w:tcW w:w="2338" w:type="dxa"/>
-          </w:tcPr>
-          <w:p>
-            <w:pPr>
-              <w:spacing w:line="480" w:lineRule="auto"/>
-            </w:pPr>
-            <w:r>
-              <w:t>0.</w:t>
-            </w:r>
-            <w:r>
-              <w:t>320752</w:t>
-            </w:r>
-          </w:p>
-        </w:tc>
-        <w:tc>
-          <w:tcPr>
-            <w:tcW w:w="1803" w:type="dxa"/>
-          </w:tcPr>
-          <w:p>
-            <w:pPr>
-              <w:spacing w:line="480" w:lineRule="auto"/>
-            </w:pPr>
-            <w:r>
-              <w:t>0.</w:t>
-            </w:r>
-            <w:r>
-              <w:t>0</w:t>
-            </w:r>
-            <w:r>
-              <w:t>8824</w:t>
+              <w:t>723</w:t>
             </w:r>
           </w:p>
         </w:tc>
@@ -1435,7 +1363,7 @@
               <w:t>3.</w:t>
             </w:r>
             <w:r>
-              <w:t>4663164</w:t>
+              <w:t>207067</w:t>
             </w:r>
           </w:p>
         </w:tc>
@@ -1451,7 +1379,7 @@
               <w:t>0.</w:t>
             </w:r>
             <w:r>
-              <w:t>4867056</w:t>
+              <w:t>451461</w:t>
             </w:r>
           </w:p>
         </w:tc>
@@ -1464,7 +1392,10 @@
               <w:spacing w:line="480" w:lineRule="auto"/>
             </w:pPr>
             <w:r>
-              <w:t>1.06</w:t>
+              <w:t>1.</w:t>
+            </w:r>
+            <w:r>
+              <w:t>21</w:t>
             </w:r>
             <w:r>
               <w:t>e-1</w:t>
@@ -1507,7 +1438,10 @@
               <w:t>-</w:t>
             </w:r>
             <w:r>
-              <w:t>1.7007274</w:t>
+              <w:t>1.</w:t>
+            </w:r>
+            <w:r>
+              <w:t>787469</w:t>
             </w:r>
           </w:p>
         </w:tc>
@@ -1523,7 +1457,7 @@
               <w:t>0.</w:t>
             </w:r>
             <w:r>
-              <w:t>7628913</w:t>
+              <w:t>762235</w:t>
             </w:r>
           </w:p>
         </w:tc>
@@ -1539,7 +1473,7 @@
               <w:t>0.</w:t>
             </w:r>
             <w:r>
-              <w:t>02579</w:t>
+              <w:t>019</w:t>
             </w:r>
           </w:p>
         </w:tc>
@@ -1570,7 +1504,7 @@
               <w:t>-0.</w:t>
             </w:r>
             <w:r>
-              <w:t>0003052</w:t>
+              <w:t>009564</w:t>
             </w:r>
           </w:p>
         </w:tc>
@@ -1586,7 +1520,7 @@
               <w:t>0.</w:t>
             </w:r>
             <w:r>
-              <w:t>0818514</w:t>
+              <w:t>08052</w:t>
             </w:r>
           </w:p>
         </w:tc>
@@ -1602,7 +1536,7 @@
               <w:t>0.</w:t>
             </w:r>
             <w:r>
-              <w:t>99703</w:t>
+              <w:t>9055</w:t>
             </w:r>
           </w:p>
         </w:tc>
@@ -1633,7 +1567,7 @@
               <w:t>-0.</w:t>
             </w:r>
             <w:r>
-              <w:t>1326784</w:t>
+              <w:t>21286</w:t>
             </w:r>
           </w:p>
         </w:tc>
@@ -1649,7 +1583,7 @@
               <w:t>0.</w:t>
             </w:r>
             <w:r>
-              <w:t>2193954</w:t>
+              <w:t>21316</w:t>
             </w:r>
           </w:p>
         </w:tc>
@@ -1665,7 +1599,7 @@
               <w:t>0.</w:t>
             </w:r>
             <w:r>
-              <w:t>54535</w:t>
+              <w:t>318</w:t>
             </w:r>
           </w:p>
         </w:tc>
@@ -1696,7 +1630,7 @@
               <w:t>0.</w:t>
             </w:r>
             <w:r>
-              <w:t>1476903</w:t>
+              <w:t>147209</w:t>
             </w:r>
           </w:p>
         </w:tc>
@@ -1712,7 +1646,7 @@
               <w:t>0.</w:t>
             </w:r>
             <w:r>
-              <w:t>4534306</w:t>
+              <w:t>450599</w:t>
             </w:r>
           </w:p>
         </w:tc>
@@ -1728,7 +1662,7 @@
               <w:t>0.</w:t>
             </w:r>
             <w:r>
-              <w:t>74464</w:t>
+              <w:t>7439</w:t>
             </w:r>
           </w:p>
         </w:tc>
@@ -1759,7 +1693,7 @@
               <w:t>-0.</w:t>
             </w:r>
             <w:r>
-              <w:t>2716819</w:t>
+              <w:t>263507</w:t>
             </w:r>
           </w:p>
         </w:tc>
@@ -1775,7 +1709,7 @@
               <w:t>0.</w:t>
             </w:r>
             <w:r>
-              <w:t>4114789</w:t>
+              <w:t>209054</w:t>
             </w:r>
           </w:p>
         </w:tc>
@@ -1791,7 +1725,7 @@
               <w:t>0.</w:t>
             </w:r>
             <w:r>
-              <w:t>50909</w:t>
+              <w:t>5195</w:t>
             </w:r>
           </w:p>
         </w:tc>
@@ -1822,7 +1756,7 @@
               <w:t>-0.</w:t>
             </w:r>
             <w:r>
-              <w:t>7935797</w:t>
+              <w:t>486536</w:t>
             </w:r>
           </w:p>
         </w:tc>
@@ -1838,7 +1772,7 @@
               <w:t>0.</w:t>
             </w:r>
             <w:r>
-              <w:t>2897351</w:t>
+              <w:t>209671</w:t>
             </w:r>
           </w:p>
         </w:tc>
@@ -1854,7 +1788,7 @@
               <w:t>0.</w:t>
             </w:r>
             <w:r>
-              <w:t>00616</w:t>
+              <w:t>0203</w:t>
             </w:r>
           </w:p>
         </w:tc>
@@ -1885,7 +1819,7 @@
               <w:t>0.</w:t>
             </w:r>
             <w:r>
-              <w:t>6869596</w:t>
+              <w:t>219733</w:t>
             </w:r>
           </w:p>
         </w:tc>
@@ -1901,7 +1835,7 @@
               <w:t>0.</w:t>
             </w:r>
             <w:r>
-              <w:t>3037364</w:t>
+              <w:t>103918</w:t>
             </w:r>
           </w:p>
         </w:tc>
@@ -1917,7 +1851,7 @@
               <w:t>0.</w:t>
             </w:r>
             <w:r>
-              <w:t>02372</w:t>
+              <w:t>0345</w:t>
             </w:r>
           </w:p>
         </w:tc>
@@ -1948,7 +1882,7 @@
               <w:t>-0.</w:t>
             </w:r>
             <w:r>
-              <w:t>0660276</w:t>
+              <w:t>082392</w:t>
             </w:r>
           </w:p>
         </w:tc>
@@ -1964,7 +1898,7 @@
               <w:t>0.</w:t>
             </w:r>
             <w:r>
-              <w:t>0891474</w:t>
+              <w:t>088499</w:t>
             </w:r>
           </w:p>
         </w:tc>
@@ -1980,7 +1914,7 @@
               <w:t>0.</w:t>
             </w:r>
             <w:r>
-              <w:t>4589</w:t>
+              <w:t>3519</w:t>
             </w:r>
           </w:p>
         </w:tc>
@@ -2011,7 +1945,7 @@
               <w:t>0.</w:t>
             </w:r>
             <w:r>
-              <w:t>1348837</w:t>
+              <w:t>133538</w:t>
             </w:r>
           </w:p>
         </w:tc>
@@ -2027,7 +1961,7 @@
               <w:t>0.</w:t>
             </w:r>
             <w:r>
-              <w:t>0813814</w:t>
+              <w:t>081714</w:t>
             </w:r>
           </w:p>
         </w:tc>
@@ -2043,7 +1977,7 @@
               <w:t>0.</w:t>
             </w:r>
             <w:r>
-              <w:t>09743</w:t>
+              <w:t>1022</w:t>
             </w:r>
           </w:p>
         </w:tc>
@@ -2074,7 +2008,7 @@
               <w:t>-0.</w:t>
             </w:r>
             <w:r>
-              <w:t>2225853</w:t>
+              <w:t>203941</w:t>
             </w:r>
           </w:p>
         </w:tc>
@@ -2090,7 +2024,7 @@
               <w:t>0.</w:t>
             </w:r>
             <w:r>
-              <w:t>7130664</w:t>
+              <w:t>728073</w:t>
             </w:r>
           </w:p>
         </w:tc>
@@ -2106,76 +2040,7 @@
               <w:t>0.</w:t>
             </w:r>
             <w:r>
-              <w:t>75492</w:t>
-            </w:r>
-          </w:p>
-        </w:tc>
-      </w:tr>
-      <w:tr>
-        <w:tc>
-          <w:tcPr>
-            <w:tcW w:w="2695" w:type="dxa"/>
-          </w:tcPr>
-          <w:p>
-            <w:pPr>
-              <w:spacing w:line="480" w:lineRule="auto"/>
-            </w:pPr>
-            <w:r>
-              <w:t xml:space="preserve">Study period * </w:t>
-            </w:r>
-            <w:r>
-              <w:t>Snow depth</w:t>
-            </w:r>
-          </w:p>
-        </w:tc>
-        <w:tc>
-          <w:tcPr>
-            <w:tcW w:w="1979" w:type="dxa"/>
-          </w:tcPr>
-          <w:p>
-            <w:pPr>
-              <w:spacing w:line="480" w:lineRule="auto"/>
-            </w:pPr>
-            <w:r>
-              <w:t>-</w:t>
-            </w:r>
-            <w:r>
-              <w:t>0.</w:t>
-            </w:r>
-            <w:r>
-              <w:t>5372139</w:t>
-            </w:r>
-          </w:p>
-        </w:tc>
-        <w:tc>
-          <w:tcPr>
-            <w:tcW w:w="2338" w:type="dxa"/>
-          </w:tcPr>
-          <w:p>
-            <w:pPr>
-              <w:spacing w:line="480" w:lineRule="auto"/>
-            </w:pPr>
-            <w:r>
-              <w:t>0.</w:t>
-            </w:r>
-            <w:r>
-              <w:t>3226631</w:t>
-            </w:r>
-          </w:p>
-        </w:tc>
-        <w:tc>
-          <w:tcPr>
-            <w:tcW w:w="1803" w:type="dxa"/>
-          </w:tcPr>
-          <w:p>
-            <w:pPr>
-              <w:spacing w:line="480" w:lineRule="auto"/>
-            </w:pPr>
-            <w:r>
-              <w:t>0.</w:t>
-            </w:r>
-            <w:r>
-              <w:t>09593</w:t>
+              <w:t>7794</w:t>
             </w:r>
           </w:p>
         </w:tc>
